--- a/1952.1/1952年1月31日，给斯大林的电报__LLM初注.docx
+++ b/1952.1/1952年1月31日，给斯大林的电报__LLM初注.docx
@@ -795,13 +795,23 @@
       </w:r>
     </w:p>
     <w:p>
+      <w:commentRangeStart w:id="0"/>
       <w:r>
         <w:t>1. 【需核】朝鲜南北两方共27处地名，目前仅对主要城市加注，其余如襄阳、原州、大邱、江界、咸兴等是否全部加注，请审稿者决定。</w:t>
       </w:r>
-    </w:p>
-    <w:p>
+      <w:commentRangeEnd w:id="0"/>
+      <w:r>
+        <w:commentReference w:id="0"/>
+      </w:r>
+    </w:p>
+    <w:p>
+      <w:commentRangeStart w:id="1"/>
       <w:r>
         <w:t>2. 【需核】文中"葫口岛"是否为朝鲜实际地名，未能查证到可靠来源。</w:t>
+      </w:r>
+      <w:commentRangeEnd w:id="1"/>
+      <w:r>
+        <w:commentReference w:id="1"/>
       </w:r>
     </w:p>
     <w:sectPr>
@@ -817,6 +827,25 @@
     </w:sectPr>
   </w:body>
 </w:document>
+</file>
+
+<file path=word/comments.xml><?xml version="1.0" encoding="utf-8"?>
+<w:comments xmlns:w="http://schemas.openxmlformats.org/wordprocessingml/2006/main">
+  <w:comment w:id="0" w:author="LLM初注待核" w:date="2026-07-05T15:07:25Z">
+    <w:p>
+      <w:r>
+        <w:t>【需核】朝鲜南北两方共27处地名，目前仅对主要城市加注，其余如襄阳、原州、大邱、江界、咸兴等是否全部加注，请审稿者决定。</w:t>
+      </w:r>
+    </w:p>
+  </w:comment>
+  <w:comment w:id="1" w:author="LLM初注待核" w:date="2026-07-05T15:07:25Z">
+    <w:p>
+      <w:r>
+        <w:t>【需核】文中"葫口岛"是否为朝鲜实际地名，未能查证到可靠来源。</w:t>
+      </w:r>
+    </w:p>
+  </w:comment>
+</w:comments>
 </file>
 
 <file path=word/footer1.xml><?xml version="1.0" encoding="utf-8"?>

--- a/1952.1/1952年1月31日，给斯大林的电报__LLM初注.docx
+++ b/1952.1/1952年1月31日，给斯大林的电报__LLM初注.docx
@@ -801,6 +801,9 @@
       </w:r>
       <w:commentRangeEnd w:id="0"/>
       <w:r>
+        <w:rPr>
+          <w:rStyle w:val="CommentReference"/>
+        </w:rPr>
         <w:commentReference w:id="0"/>
       </w:r>
     </w:p>
@@ -811,6 +814,9 @@
       </w:r>
       <w:commentRangeEnd w:id="1"/>
       <w:r>
+        <w:rPr>
+          <w:rStyle w:val="CommentReference"/>
+        </w:rPr>
         <w:commentReference w:id="1"/>
       </w:r>
     </w:p>
@@ -833,6 +839,9 @@
 <w:comments xmlns:w="http://schemas.openxmlformats.org/wordprocessingml/2006/main">
   <w:comment w:id="0" w:author="LLM初注待核" w:date="2026-07-05T15:07:25Z">
     <w:p>
+      <w:pPr>
+        <w:pStyle w:val="CommentText"/>
+      </w:pPr>
       <w:r>
         <w:t>【需核】朝鲜南北两方共27处地名，目前仅对主要城市加注，其余如襄阳、原州、大邱、江界、咸兴等是否全部加注，请审稿者决定。</w:t>
       </w:r>
@@ -840,6 +849,9 @@
   </w:comment>
   <w:comment w:id="1" w:author="LLM初注待核" w:date="2026-07-05T15:07:25Z">
     <w:p>
+      <w:pPr>
+        <w:pStyle w:val="CommentText"/>
+      </w:pPr>
       <w:r>
         <w:t>【需核】文中"葫口岛"是否为朝鲜实际地名，未能查证到可靠来源。</w:t>
       </w:r>

--- a/1952.1/1952年1月31日，给斯大林的电报__LLM初注.docx
+++ b/1952.1/1952年1月31日，给斯大林的电报__LLM初注.docx
@@ -51,13 +51,16 @@
       </w:r>
       <w:r>
         <w:rPr>
+          <w:rStyle w:val="FootnoteReference"/>
           <w:rFonts w:hint="eastAsia" w:ascii="仿宋" w:hAnsi="仿宋" w:eastAsia="仿宋" w:cs="仿宋"/>
           <w:sz w:val="36"/>
           <w:szCs w:val="36"/>
           <w:vertAlign w:val="superscript"/>
           <w:lang w:val="en-US" w:eastAsia="zh-CN"/>
         </w:rPr>
+        <w:t>[</w:t>
         <w:footnoteReference w:id="0"/>
+        <w:t>]</w:t>
       </w:r>
       <w:r>
         <w:rPr>
@@ -172,51 +175,86 @@
       <w:r>
         <w:rPr>
           <w:rStyle w:val="FootnoteReference"/>
-        </w:rPr>
+          <w:vertAlign w:val="superscript"/>
+        </w:rPr>
+        <w:t>[</w:t>
         <w:footnoteReference w:id="4"/>
-      </w:r>
-      <w:r>
-        <w:rPr/>
+        <w:t>]</w:t>
+      </w:r>
+      <w:r>
+        <w:rPr>
+          <w:rFonts w:hint="eastAsia" w:ascii="仿宋" w:hAnsi="仿宋" w:eastAsia="仿宋"/>
+          <w:sz w:val="32"/>
+          <w:szCs w:val="32"/>
+        </w:rPr>
         <w:t>过程中处心积虑地拖延谈判，至今未能达成最终协议。但在停止军事行动的主要问题上，例如，在双方之间划定军事分界线</w:t>
       </w:r>
       <w:r>
         <w:rPr>
           <w:rStyle w:val="FootnoteReference"/>
-        </w:rPr>
+          <w:vertAlign w:val="superscript"/>
+        </w:rPr>
+        <w:t>[</w:t>
         <w:footnoteReference w:id="5"/>
-      </w:r>
-      <w:r>
-        <w:rPr/>
+        <w:t>]</w:t>
+      </w:r>
+      <w:r>
+        <w:rPr>
+          <w:rFonts w:hint="eastAsia" w:ascii="仿宋" w:hAnsi="仿宋" w:eastAsia="仿宋"/>
+          <w:sz w:val="32"/>
+          <w:szCs w:val="32"/>
+        </w:rPr>
         <w:t>和建立非军事区</w:t>
       </w:r>
       <w:r>
         <w:rPr>
           <w:rStyle w:val="FootnoteReference"/>
-        </w:rPr>
+          <w:vertAlign w:val="superscript"/>
+        </w:rPr>
+        <w:t>[</w:t>
         <w:footnoteReference w:id="6"/>
-      </w:r>
-      <w:r>
-        <w:rPr/>
+        <w:t>]</w:t>
+      </w:r>
+      <w:r>
+        <w:rPr>
+          <w:rFonts w:hint="eastAsia" w:ascii="仿宋" w:hAnsi="仿宋" w:eastAsia="仿宋"/>
+          <w:sz w:val="32"/>
+          <w:szCs w:val="32"/>
+        </w:rPr>
         <w:t>问题上，已达成3点协议。在制定朝鲜实现停火和停战的具体措施，其中包括停火停战条件，观察机构的人员、权力和职能等问题上，已达成6点协议（协议全文附后）。此外，对“战俘处理</w:t>
       </w:r>
       <w:r>
         <w:rPr>
           <w:rStyle w:val="FootnoteReference"/>
-        </w:rPr>
+          <w:vertAlign w:val="superscript"/>
+        </w:rPr>
+        <w:t>[</w:t>
         <w:footnoteReference w:id="7"/>
-      </w:r>
-      <w:r>
-        <w:rPr/>
+        <w:t>]</w:t>
+      </w:r>
+      <w:r>
+        <w:rPr>
+          <w:rFonts w:hint="eastAsia" w:ascii="仿宋" w:hAnsi="仿宋" w:eastAsia="仿宋"/>
+          <w:sz w:val="32"/>
+          <w:szCs w:val="32"/>
+        </w:rPr>
         <w:t>”问题，敌方原则上不可能表示反对释放全部战俘。因此，谈判不会拖延太长时间。尽管敌方在停止军事行动后限制进行恢复和建设机场以及“自愿遣返</w:t>
       </w:r>
       <w:r>
         <w:rPr>
           <w:rStyle w:val="FootnoteReference"/>
-        </w:rPr>
+          <w:vertAlign w:val="superscript"/>
+        </w:rPr>
+        <w:t>[</w:t>
         <w:footnoteReference w:id="8"/>
-      </w:r>
-      <w:r>
-        <w:rPr/>
+        <w:t>]</w:t>
+      </w:r>
+      <w:r>
+        <w:rPr>
+          <w:rFonts w:hint="eastAsia" w:ascii="仿宋" w:hAnsi="仿宋" w:eastAsia="仿宋"/>
+          <w:sz w:val="32"/>
+          <w:szCs w:val="32"/>
+        </w:rPr>
         <w:t xml:space="preserve">”战俘这种轻率要求的借口下，力图拖延谈判，但由于我方坚决反对其建议，而且由于敌方很难制造在朝鲜继续进行战争的舆论，以及其仆从国和美国本身也都渴望停止朝鲜战争，因此，近日来敌方不得不放弃对限制在朝鲜恢复和建设机场问题的讨论，而开始讨论协议的细节问题。从敌方所提停战协议的具体条款来看，该协议仍然不是最终协议，亦即敌方仍然把限制在朝鲜进行恢复和建设机场以及自愿遣返战俘列入协议条款，同时还声称，这些条款只能通过，没有商量的余地。由此可见，达成最终协议的可能性有所增长。毫无疑问，我们从未指望而且现在也不指望这种可能性。同时，我们警惕地注视美国统治集团的阴谋，他们由于其国内外矛盾加深而仍然执行拖延政策，甚至可能破坏谈判，以使国际局势更加紧张。但是我们已准备好在军事和政治方面给敌人以坚决打击，使其计划破产。当前，双方在谈判中已开始讨论细节问题。为了达成最终停战协议，必须得到您对下列问题的具体指示。</w:t>
       </w:r>
     </w:p>
@@ -255,11 +293,18 @@
       <w:r>
         <w:rPr>
           <w:rStyle w:val="FootnoteReference"/>
-        </w:rPr>
+          <w:vertAlign w:val="superscript"/>
+        </w:rPr>
+        <w:t>[</w:t>
         <w:footnoteReference w:id="9"/>
-      </w:r>
-      <w:r>
-        <w:rPr/>
+        <w:t>]</w:t>
+      </w:r>
+      <w:r>
+        <w:rPr>
+          <w:rFonts w:hint="eastAsia" w:ascii="仿宋" w:hAnsi="仿宋" w:eastAsia="仿宋"/>
+          <w:sz w:val="32"/>
+          <w:szCs w:val="32"/>
+        </w:rPr>
         <w:t xml:space="preserve">代表组成的观察机构。美方提出双方各自邀请其武装力量没有参加朝鲜军事行动的3个国家，每个被邀请的国家指定1名高级军官作为建立中立国观察机构的代表（双方中立国共6人）。我们打算同意这一程序，并邀请苏联、波兰和捷克斯洛伐克派出代表，以便他们能够平等地同美国邀请的3个国家的代表商讨问题，并且享有否决权。</w:t>
       </w:r>
     </w:p>
@@ -331,11 +376,18 @@
       <w:r>
         <w:rPr>
           <w:rStyle w:val="FootnoteReference"/>
-        </w:rPr>
+          <w:vertAlign w:val="superscript"/>
+        </w:rPr>
+        <w:t>[</w:t>
         <w:footnoteReference w:id="10"/>
-      </w:r>
-      <w:r>
-        <w:rPr/>
+        <w:t>]</w:t>
+      </w:r>
+      <w:r>
+        <w:rPr>
+          <w:rFonts w:hint="eastAsia" w:ascii="仿宋" w:hAnsi="仿宋" w:eastAsia="仿宋"/>
+          <w:sz w:val="32"/>
+          <w:szCs w:val="32"/>
+        </w:rPr>
         <w:t xml:space="preserve">双方或一方的要求，立即派出中立国观察小组进行检查和观察，并将检查结果报告停战委员会。</w:t>
       </w:r>
     </w:p>
@@ -407,71 +459,120 @@
       <w:r>
         <w:rPr>
           <w:rStyle w:val="FootnoteReference"/>
-        </w:rPr>
+          <w:vertAlign w:val="superscript"/>
+        </w:rPr>
+        <w:t>[</w:t>
         <w:footnoteReference w:id="11"/>
-      </w:r>
-      <w:r>
-        <w:rPr/>
+        <w:t>]</w:t>
+      </w:r>
+      <w:r>
+        <w:rPr>
+          <w:rFonts w:hint="eastAsia" w:ascii="仿宋" w:hAnsi="仿宋" w:eastAsia="仿宋"/>
+          <w:sz w:val="32"/>
+          <w:szCs w:val="32"/>
+        </w:rPr>
         <w:t>、仁川</w:t>
       </w:r>
       <w:r>
         <w:rPr>
           <w:rStyle w:val="FootnoteReference"/>
-        </w:rPr>
+          <w:vertAlign w:val="superscript"/>
+        </w:rPr>
+        <w:t>[</w:t>
         <w:footnoteReference w:id="12"/>
-      </w:r>
-      <w:r>
-        <w:rPr/>
+        <w:t>]</w:t>
+      </w:r>
+      <w:r>
+        <w:rPr>
+          <w:rFonts w:hint="eastAsia" w:ascii="仿宋" w:hAnsi="仿宋" w:eastAsia="仿宋"/>
+          <w:sz w:val="32"/>
+          <w:szCs w:val="32"/>
+        </w:rPr>
         <w:t>、襄阳、原州、忠州、大田、安东、晋州、群山、大邱、顺天、釜山</w:t>
       </w:r>
       <w:r>
         <w:rPr>
           <w:rStyle w:val="FootnoteReference"/>
-        </w:rPr>
+          <w:vertAlign w:val="superscript"/>
+        </w:rPr>
+        <w:t>[</w:t>
         <w:footnoteReference w:id="13"/>
-      </w:r>
-      <w:r>
-        <w:rPr/>
+        <w:t>]</w:t>
+      </w:r>
+      <w:r>
+        <w:rPr>
+          <w:rFonts w:hint="eastAsia" w:ascii="仿宋" w:hAnsi="仿宋" w:eastAsia="仿宋"/>
+          <w:sz w:val="32"/>
+          <w:szCs w:val="32"/>
+        </w:rPr>
         <w:t>——共 12处。在朝鲜北部相应规定为新义州</w:t>
       </w:r>
       <w:r>
         <w:rPr>
           <w:rStyle w:val="FootnoteReference"/>
-        </w:rPr>
+          <w:vertAlign w:val="superscript"/>
+        </w:rPr>
+        <w:t>[</w:t>
         <w:footnoteReference w:id="17"/>
-      </w:r>
-      <w:r>
-        <w:rPr/>
+        <w:t>]</w:t>
+      </w:r>
+      <w:r>
+        <w:rPr>
+          <w:rFonts w:hint="eastAsia" w:ascii="仿宋" w:hAnsi="仿宋" w:eastAsia="仿宋"/>
+          <w:sz w:val="32"/>
+          <w:szCs w:val="32"/>
+        </w:rPr>
         <w:t xml:space="preserve">、满浦、江界、惠山镇、会宁、清津</w:t>
       </w:r>
       <w:r>
         <w:rPr>
           <w:rStyle w:val="FootnoteReference"/>
-        </w:rPr>
+          <w:vertAlign w:val="superscript"/>
+        </w:rPr>
+        <w:t>[</w:t>
         <w:footnoteReference w:id="16"/>
-      </w:r>
-      <w:r>
-        <w:rPr/>
+        <w:t>]</w:t>
+      </w:r>
+      <w:r>
+        <w:rPr>
+          <w:rFonts w:hint="eastAsia" w:ascii="仿宋" w:hAnsi="仿宋" w:eastAsia="仿宋"/>
+          <w:sz w:val="32"/>
+          <w:szCs w:val="32"/>
+        </w:rPr>
         <w:t xml:space="preserve">、新安州、咸州、金口、平壤</w:t>
       </w:r>
       <w:r>
         <w:rPr>
           <w:rStyle w:val="FootnoteReference"/>
-        </w:rPr>
+          <w:vertAlign w:val="superscript"/>
+        </w:rPr>
+        <w:t>[</w:t>
         <w:footnoteReference w:id="14"/>
-      </w:r>
-      <w:r>
-        <w:rPr/>
+        <w:t>]</w:t>
+      </w:r>
+      <w:r>
+        <w:rPr>
+          <w:rFonts w:hint="eastAsia" w:ascii="仿宋" w:hAnsi="仿宋" w:eastAsia="仿宋"/>
+          <w:sz w:val="32"/>
+          <w:szCs w:val="32"/>
+        </w:rPr>
         <w:t>、镇南浦、元山</w:t>
       </w:r>
       <w:r>
         <w:rPr>
           <w:rStyle w:val="FootnoteReference"/>
-        </w:rPr>
+          <w:vertAlign w:val="superscript"/>
+        </w:rPr>
+        <w:t>[</w:t>
         <w:footnoteReference w:id="15"/>
-      </w:r>
-      <w:r>
-        <w:rPr/>
+        <w:t>]</w:t>
+      </w:r>
+      <w:r>
+        <w:rPr>
+          <w:rFonts w:hint="eastAsia" w:ascii="仿宋" w:hAnsi="仿宋" w:eastAsia="仿宋"/>
+          <w:sz w:val="32"/>
+          <w:szCs w:val="32"/>
+        </w:rPr>
         <w:t xml:space="preserve">、碧潼、城津、海州——共15处。每一处都应规定在从该卸载点中心向外30里半径范围内为中立国活动区。我们认为，敌方提出的点太多，活动区面积太大，而且开放点的数量不相等。我们拟同意双方都开放3—5个点。在朝鲜北部为新安州、清津、咸兴、满浦和 1个机场；在朝鲜南部为釜山、仁川、水原、丽水、葫口岛。我们还打算提出，中立国小组活动半径应规定为由卸载点中心向外5公里。</w:t>
       </w:r>
     </w:p>

--- a/1952.1/1952年1月31日，给斯大林的电报__LLM初注.docx
+++ b/1952.1/1952年1月31日，给斯大林的电报__LLM初注.docx
@@ -41,36 +41,19 @@
       <w:bookmarkEnd w:id="0"/>
       <w:r>
         <w:rPr>
-          <w:rFonts w:hint="eastAsia" w:ascii="仿宋" w:hAnsi="仿宋" w:eastAsia="仿宋" w:cs="仿宋"/>
-          <w:sz w:val="36"/>
-          <w:szCs w:val="36"/>
-          <w:vertAlign w:val="superscript"/>
-          <w:lang w:val="en-US" w:eastAsia="zh-CN"/>
-        </w:rPr>
-        <w:t>[</w:t>
-      </w:r>
-      <w:r>
-        <w:rPr>
-          <w:rStyle w:val="FootnoteReference"/>
-          <w:rFonts w:hint="eastAsia" w:ascii="仿宋" w:hAnsi="仿宋" w:eastAsia="仿宋" w:cs="仿宋"/>
-          <w:sz w:val="36"/>
-          <w:szCs w:val="36"/>
-          <w:vertAlign w:val="superscript"/>
-          <w:lang w:val="en-US" w:eastAsia="zh-CN"/>
-        </w:rPr>
-        <w:t>[</w:t>
+          <w:rStyle w:val="FootnoteReference"/>
+          <w:vertAlign w:val="superscript"/>
+        </w:rPr>
+        <w:t>[1]</w:t>
+      </w:r>
+      <w:r>
+        <w:rPr>
+          <w:rStyle w:val="FootnoteReference"/>
+          <w:vertAlign w:val="superscript"/>
+          <w:vanish/>
+          <w:specVanish/>
+        </w:rPr>
         <w:footnoteReference w:id="0"/>
-        <w:t>]</w:t>
-      </w:r>
-      <w:r>
-        <w:rPr>
-          <w:rFonts w:hint="eastAsia" w:ascii="仿宋" w:hAnsi="仿宋" w:eastAsia="仿宋" w:cs="仿宋"/>
-          <w:sz w:val="36"/>
-          <w:szCs w:val="36"/>
-          <w:vertAlign w:val="superscript"/>
-          <w:lang w:val="en-US" w:eastAsia="zh-CN"/>
-        </w:rPr>
-        <w:t>]</w:t>
       </w:r>
     </w:p>
     <w:p>
@@ -177,9 +160,16 @@
           <w:rStyle w:val="FootnoteReference"/>
           <w:vertAlign w:val="superscript"/>
         </w:rPr>
-        <w:t>[</w:t>
+        <w:t>[2]</w:t>
+      </w:r>
+      <w:r>
+        <w:rPr>
+          <w:rStyle w:val="FootnoteReference"/>
+          <w:vertAlign w:val="superscript"/>
+          <w:vanish/>
+          <w:specVanish/>
+        </w:rPr>
         <w:footnoteReference w:id="4"/>
-        <w:t>]</w:t>
       </w:r>
       <w:r>
         <w:rPr>
@@ -194,9 +184,16 @@
           <w:rStyle w:val="FootnoteReference"/>
           <w:vertAlign w:val="superscript"/>
         </w:rPr>
-        <w:t>[</w:t>
+        <w:t>[3]</w:t>
+      </w:r>
+      <w:r>
+        <w:rPr>
+          <w:rStyle w:val="FootnoteReference"/>
+          <w:vertAlign w:val="superscript"/>
+          <w:vanish/>
+          <w:specVanish/>
+        </w:rPr>
         <w:footnoteReference w:id="5"/>
-        <w:t>]</w:t>
       </w:r>
       <w:r>
         <w:rPr>
@@ -211,9 +208,16 @@
           <w:rStyle w:val="FootnoteReference"/>
           <w:vertAlign w:val="superscript"/>
         </w:rPr>
-        <w:t>[</w:t>
+        <w:t>[4]</w:t>
+      </w:r>
+      <w:r>
+        <w:rPr>
+          <w:rStyle w:val="FootnoteReference"/>
+          <w:vertAlign w:val="superscript"/>
+          <w:vanish/>
+          <w:specVanish/>
+        </w:rPr>
         <w:footnoteReference w:id="6"/>
-        <w:t>]</w:t>
       </w:r>
       <w:r>
         <w:rPr>
@@ -228,9 +232,16 @@
           <w:rStyle w:val="FootnoteReference"/>
           <w:vertAlign w:val="superscript"/>
         </w:rPr>
-        <w:t>[</w:t>
+        <w:t>[5]</w:t>
+      </w:r>
+      <w:r>
+        <w:rPr>
+          <w:rStyle w:val="FootnoteReference"/>
+          <w:vertAlign w:val="superscript"/>
+          <w:vanish/>
+          <w:specVanish/>
+        </w:rPr>
         <w:footnoteReference w:id="7"/>
-        <w:t>]</w:t>
       </w:r>
       <w:r>
         <w:rPr>
@@ -245,9 +256,16 @@
           <w:rStyle w:val="FootnoteReference"/>
           <w:vertAlign w:val="superscript"/>
         </w:rPr>
-        <w:t>[</w:t>
+        <w:t>[6]</w:t>
+      </w:r>
+      <w:r>
+        <w:rPr>
+          <w:rStyle w:val="FootnoteReference"/>
+          <w:vertAlign w:val="superscript"/>
+          <w:vanish/>
+          <w:specVanish/>
+        </w:rPr>
         <w:footnoteReference w:id="8"/>
-        <w:t>]</w:t>
       </w:r>
       <w:r>
         <w:rPr>
@@ -295,9 +313,16 @@
           <w:rStyle w:val="FootnoteReference"/>
           <w:vertAlign w:val="superscript"/>
         </w:rPr>
-        <w:t>[</w:t>
+        <w:t>[7]</w:t>
+      </w:r>
+      <w:r>
+        <w:rPr>
+          <w:rStyle w:val="FootnoteReference"/>
+          <w:vertAlign w:val="superscript"/>
+          <w:vanish/>
+          <w:specVanish/>
+        </w:rPr>
         <w:footnoteReference w:id="9"/>
-        <w:t>]</w:t>
       </w:r>
       <w:r>
         <w:rPr>
@@ -378,9 +403,16 @@
           <w:rStyle w:val="FootnoteReference"/>
           <w:vertAlign w:val="superscript"/>
         </w:rPr>
-        <w:t>[</w:t>
+        <w:t>[8]</w:t>
+      </w:r>
+      <w:r>
+        <w:rPr>
+          <w:rStyle w:val="FootnoteReference"/>
+          <w:vertAlign w:val="superscript"/>
+          <w:vanish/>
+          <w:specVanish/>
+        </w:rPr>
         <w:footnoteReference w:id="10"/>
-        <w:t>]</w:t>
       </w:r>
       <w:r>
         <w:rPr>
@@ -461,9 +493,16 @@
           <w:rStyle w:val="FootnoteReference"/>
           <w:vertAlign w:val="superscript"/>
         </w:rPr>
-        <w:t>[</w:t>
+        <w:t>[9]</w:t>
+      </w:r>
+      <w:r>
+        <w:rPr>
+          <w:rStyle w:val="FootnoteReference"/>
+          <w:vertAlign w:val="superscript"/>
+          <w:vanish/>
+          <w:specVanish/>
+        </w:rPr>
         <w:footnoteReference w:id="11"/>
-        <w:t>]</w:t>
       </w:r>
       <w:r>
         <w:rPr>
@@ -478,9 +517,16 @@
           <w:rStyle w:val="FootnoteReference"/>
           <w:vertAlign w:val="superscript"/>
         </w:rPr>
-        <w:t>[</w:t>
+        <w:t>[10]</w:t>
+      </w:r>
+      <w:r>
+        <w:rPr>
+          <w:rStyle w:val="FootnoteReference"/>
+          <w:vertAlign w:val="superscript"/>
+          <w:vanish/>
+          <w:specVanish/>
+        </w:rPr>
         <w:footnoteReference w:id="12"/>
-        <w:t>]</w:t>
       </w:r>
       <w:r>
         <w:rPr>
@@ -495,9 +541,16 @@
           <w:rStyle w:val="FootnoteReference"/>
           <w:vertAlign w:val="superscript"/>
         </w:rPr>
-        <w:t>[</w:t>
+        <w:t>[11]</w:t>
+      </w:r>
+      <w:r>
+        <w:rPr>
+          <w:rStyle w:val="FootnoteReference"/>
+          <w:vertAlign w:val="superscript"/>
+          <w:vanish/>
+          <w:specVanish/>
+        </w:rPr>
         <w:footnoteReference w:id="13"/>
-        <w:t>]</w:t>
       </w:r>
       <w:r>
         <w:rPr>
@@ -512,9 +565,16 @@
           <w:rStyle w:val="FootnoteReference"/>
           <w:vertAlign w:val="superscript"/>
         </w:rPr>
-        <w:t>[</w:t>
+        <w:t>[12]</w:t>
+      </w:r>
+      <w:r>
+        <w:rPr>
+          <w:rStyle w:val="FootnoteReference"/>
+          <w:vertAlign w:val="superscript"/>
+          <w:vanish/>
+          <w:specVanish/>
+        </w:rPr>
         <w:footnoteReference w:id="17"/>
-        <w:t>]</w:t>
       </w:r>
       <w:r>
         <w:rPr>
@@ -529,9 +589,16 @@
           <w:rStyle w:val="FootnoteReference"/>
           <w:vertAlign w:val="superscript"/>
         </w:rPr>
-        <w:t>[</w:t>
+        <w:t>[13]</w:t>
+      </w:r>
+      <w:r>
+        <w:rPr>
+          <w:rStyle w:val="FootnoteReference"/>
+          <w:vertAlign w:val="superscript"/>
+          <w:vanish/>
+          <w:specVanish/>
+        </w:rPr>
         <w:footnoteReference w:id="16"/>
-        <w:t>]</w:t>
       </w:r>
       <w:r>
         <w:rPr>
@@ -546,9 +613,16 @@
           <w:rStyle w:val="FootnoteReference"/>
           <w:vertAlign w:val="superscript"/>
         </w:rPr>
-        <w:t>[</w:t>
+        <w:t>[14]</w:t>
+      </w:r>
+      <w:r>
+        <w:rPr>
+          <w:rStyle w:val="FootnoteReference"/>
+          <w:vertAlign w:val="superscript"/>
+          <w:vanish/>
+          <w:specVanish/>
+        </w:rPr>
         <w:footnoteReference w:id="14"/>
-        <w:t>]</w:t>
       </w:r>
       <w:r>
         <w:rPr>
@@ -563,9 +637,16 @@
           <w:rStyle w:val="FootnoteReference"/>
           <w:vertAlign w:val="superscript"/>
         </w:rPr>
-        <w:t>[</w:t>
+        <w:t>[15]</w:t>
+      </w:r>
+      <w:r>
+        <w:rPr>
+          <w:rStyle w:val="FootnoteReference"/>
+          <w:vertAlign w:val="superscript"/>
+          <w:vanish/>
+          <w:specVanish/>
+        </w:rPr>
         <w:footnoteReference w:id="15"/>
-        <w:t>]</w:t>
       </w:r>
       <w:r>
         <w:rPr>
@@ -1092,33 +1173,9 @@
       </w:pPr>
       <w:r>
         <w:rPr>
-          <w:rFonts w:hint="eastAsia" w:asciiTheme="minorEastAsia" w:hAnsiTheme="minorEastAsia" w:eastAsiaTheme="minorEastAsia" w:cstheme="minorBidi"/>
-          <w:kern w:val="2"/>
-          <w:sz w:val="21"/>
-          <w:szCs w:val="21"/>
-          <w:lang w:val="en-US" w:eastAsia="zh-CN" w:bidi="ar-SA"/>
-        </w:rPr>
-        <w:t>[</w:t>
-      </w:r>
-      <w:r>
-        <w:rPr>
-          <w:rFonts w:hint="eastAsia" w:asciiTheme="minorEastAsia" w:hAnsiTheme="minorEastAsia" w:eastAsiaTheme="minorEastAsia" w:cstheme="minorBidi"/>
-          <w:kern w:val="2"/>
-          <w:sz w:val="21"/>
-          <w:szCs w:val="21"/>
-          <w:lang w:val="en-US" w:eastAsia="zh-CN" w:bidi="ar-SA"/>
-        </w:rPr>
-        <w:footnoteRef/>
-      </w:r>
-      <w:r>
-        <w:rPr>
-          <w:rFonts w:hint="eastAsia" w:asciiTheme="minorEastAsia" w:hAnsiTheme="minorEastAsia" w:eastAsiaTheme="minorEastAsia" w:cstheme="minorBidi"/>
-          <w:kern w:val="2"/>
-          <w:sz w:val="21"/>
-          <w:szCs w:val="21"/>
-          <w:lang w:val="en-US" w:eastAsia="zh-CN" w:bidi="ar-SA"/>
-        </w:rPr>
-        <w:t>]</w:t>
+          <w:rStyle w:val="FootnoteReference"/>
+        </w:rPr>
+        <w:t>[1]</w:t>
       </w:r>
       <w:r>
         <w:rPr>
@@ -1185,13 +1242,9 @@
       </w:pPr>
       <w:r>
         <w:rPr>
-          <w:rFonts w:asciiTheme="minorEastAsia" w:hAnsiTheme="minorEastAsia" w:eastAsiaTheme="minorEastAsia" w:cstheme="minorBidi"/>
-          <w:kern w:val="2"/>
-          <w:sz w:val="21"/>
-          <w:szCs w:val="21"/>
-          <w:lang w:val="en-US" w:eastAsia="zh-CN" w:bidi="ar-SA"/>
-        </w:rPr>
-        <w:footnoteRef/>
+          <w:rStyle w:val="FootnoteReference"/>
+        </w:rPr>
+        <w:t>[2]</w:t>
       </w:r>
       <w:r>
         <w:rPr>
@@ -1218,13 +1271,9 @@
       </w:pPr>
       <w:r>
         <w:rPr>
-          <w:rFonts w:asciiTheme="minorEastAsia" w:hAnsiTheme="minorEastAsia" w:eastAsiaTheme="minorEastAsia" w:cstheme="minorBidi"/>
-          <w:kern w:val="2"/>
-          <w:sz w:val="21"/>
-          <w:szCs w:val="21"/>
-          <w:lang w:val="en-US" w:eastAsia="zh-CN" w:bidi="ar-SA"/>
-        </w:rPr>
-        <w:footnoteRef/>
+          <w:rStyle w:val="FootnoteReference"/>
+        </w:rPr>
+        <w:t>[3]</w:t>
       </w:r>
       <w:r>
         <w:rPr>
@@ -1251,13 +1300,9 @@
       </w:pPr>
       <w:r>
         <w:rPr>
-          <w:rFonts w:asciiTheme="minorEastAsia" w:hAnsiTheme="minorEastAsia" w:eastAsiaTheme="minorEastAsia" w:cstheme="minorBidi"/>
-          <w:kern w:val="2"/>
-          <w:sz w:val="21"/>
-          <w:szCs w:val="21"/>
-          <w:lang w:val="en-US" w:eastAsia="zh-CN" w:bidi="ar-SA"/>
-        </w:rPr>
-        <w:footnoteRef/>
+          <w:rStyle w:val="FootnoteReference"/>
+        </w:rPr>
+        <w:t>[4]</w:t>
       </w:r>
       <w:r>
         <w:rPr>
@@ -1284,13 +1329,9 @@
       </w:pPr>
       <w:r>
         <w:rPr>
-          <w:rFonts w:asciiTheme="minorEastAsia" w:hAnsiTheme="minorEastAsia" w:eastAsiaTheme="minorEastAsia" w:cstheme="minorBidi"/>
-          <w:kern w:val="2"/>
-          <w:sz w:val="21"/>
-          <w:szCs w:val="21"/>
-          <w:lang w:val="en-US" w:eastAsia="zh-CN" w:bidi="ar-SA"/>
-        </w:rPr>
-        <w:footnoteRef/>
+          <w:rStyle w:val="FootnoteReference"/>
+        </w:rPr>
+        <w:t>[5]</w:t>
       </w:r>
       <w:r>
         <w:rPr>
@@ -1317,13 +1358,9 @@
       </w:pPr>
       <w:r>
         <w:rPr>
-          <w:rFonts w:asciiTheme="minorEastAsia" w:hAnsiTheme="minorEastAsia" w:eastAsiaTheme="minorEastAsia" w:cstheme="minorBidi"/>
-          <w:kern w:val="2"/>
-          <w:sz w:val="21"/>
-          <w:szCs w:val="21"/>
-          <w:lang w:val="en-US" w:eastAsia="zh-CN" w:bidi="ar-SA"/>
-        </w:rPr>
-        <w:footnoteRef/>
+          <w:rStyle w:val="FootnoteReference"/>
+        </w:rPr>
+        <w:t>[6]</w:t>
       </w:r>
       <w:r>
         <w:rPr>
@@ -1350,13 +1387,9 @@
       </w:pPr>
       <w:r>
         <w:rPr>
-          <w:rFonts w:asciiTheme="minorEastAsia" w:hAnsiTheme="minorEastAsia" w:eastAsiaTheme="minorEastAsia" w:cstheme="minorBidi"/>
-          <w:kern w:val="2"/>
-          <w:sz w:val="21"/>
-          <w:szCs w:val="21"/>
-          <w:lang w:val="en-US" w:eastAsia="zh-CN" w:bidi="ar-SA"/>
-        </w:rPr>
-        <w:footnoteRef/>
+          <w:rStyle w:val="FootnoteReference"/>
+        </w:rPr>
+        <w:t>[7]</w:t>
       </w:r>
       <w:r>
         <w:rPr>
@@ -1383,13 +1416,9 @@
       </w:pPr>
       <w:r>
         <w:rPr>
-          <w:rFonts w:asciiTheme="minorEastAsia" w:hAnsiTheme="minorEastAsia" w:eastAsiaTheme="minorEastAsia" w:cstheme="minorBidi"/>
-          <w:kern w:val="2"/>
-          <w:sz w:val="21"/>
-          <w:szCs w:val="21"/>
-          <w:lang w:val="en-US" w:eastAsia="zh-CN" w:bidi="ar-SA"/>
-        </w:rPr>
-        <w:footnoteRef/>
+          <w:rStyle w:val="FootnoteReference"/>
+        </w:rPr>
+        <w:t>[8]</w:t>
       </w:r>
       <w:r>
         <w:rPr>
@@ -1416,13 +1445,9 @@
       </w:pPr>
       <w:r>
         <w:rPr>
-          <w:rFonts w:asciiTheme="minorEastAsia" w:hAnsiTheme="minorEastAsia" w:eastAsiaTheme="minorEastAsia" w:cstheme="minorBidi"/>
-          <w:kern w:val="2"/>
-          <w:sz w:val="21"/>
-          <w:szCs w:val="21"/>
-          <w:lang w:val="en-US" w:eastAsia="zh-CN" w:bidi="ar-SA"/>
-        </w:rPr>
-        <w:footnoteRef/>
+          <w:rStyle w:val="FootnoteReference"/>
+        </w:rPr>
+        <w:t>[9]</w:t>
       </w:r>
       <w:r>
         <w:rPr>
@@ -1449,13 +1474,9 @@
       </w:pPr>
       <w:r>
         <w:rPr>
-          <w:rFonts w:asciiTheme="minorEastAsia" w:hAnsiTheme="minorEastAsia" w:eastAsiaTheme="minorEastAsia" w:cstheme="minorBidi"/>
-          <w:kern w:val="2"/>
-          <w:sz w:val="21"/>
-          <w:szCs w:val="21"/>
-          <w:lang w:val="en-US" w:eastAsia="zh-CN" w:bidi="ar-SA"/>
-        </w:rPr>
-        <w:footnoteRef/>
+          <w:rStyle w:val="FootnoteReference"/>
+        </w:rPr>
+        <w:t>[10]</w:t>
       </w:r>
       <w:r>
         <w:rPr>
@@ -1482,13 +1503,9 @@
       </w:pPr>
       <w:r>
         <w:rPr>
-          <w:rFonts w:asciiTheme="minorEastAsia" w:hAnsiTheme="minorEastAsia" w:eastAsiaTheme="minorEastAsia" w:cstheme="minorBidi"/>
-          <w:kern w:val="2"/>
-          <w:sz w:val="21"/>
-          <w:szCs w:val="21"/>
-          <w:lang w:val="en-US" w:eastAsia="zh-CN" w:bidi="ar-SA"/>
-        </w:rPr>
-        <w:footnoteRef/>
+          <w:rStyle w:val="FootnoteReference"/>
+        </w:rPr>
+        <w:t>[11]</w:t>
       </w:r>
       <w:r>
         <w:rPr>
@@ -1515,13 +1532,9 @@
       </w:pPr>
       <w:r>
         <w:rPr>
-          <w:rFonts w:asciiTheme="minorEastAsia" w:hAnsiTheme="minorEastAsia" w:eastAsiaTheme="minorEastAsia" w:cstheme="minorBidi"/>
-          <w:kern w:val="2"/>
-          <w:sz w:val="21"/>
-          <w:szCs w:val="21"/>
-          <w:lang w:val="en-US" w:eastAsia="zh-CN" w:bidi="ar-SA"/>
-        </w:rPr>
-        <w:footnoteRef/>
+          <w:rStyle w:val="FootnoteReference"/>
+        </w:rPr>
+        <w:t>[14]</w:t>
       </w:r>
       <w:r>
         <w:rPr>
@@ -1548,13 +1561,9 @@
       </w:pPr>
       <w:r>
         <w:rPr>
-          <w:rFonts w:asciiTheme="minorEastAsia" w:hAnsiTheme="minorEastAsia" w:eastAsiaTheme="minorEastAsia" w:cstheme="minorBidi"/>
-          <w:kern w:val="2"/>
-          <w:sz w:val="21"/>
-          <w:szCs w:val="21"/>
-          <w:lang w:val="en-US" w:eastAsia="zh-CN" w:bidi="ar-SA"/>
-        </w:rPr>
-        <w:footnoteRef/>
+          <w:rStyle w:val="FootnoteReference"/>
+        </w:rPr>
+        <w:t>[15]</w:t>
       </w:r>
       <w:r>
         <w:rPr>
@@ -1581,13 +1590,9 @@
       </w:pPr>
       <w:r>
         <w:rPr>
-          <w:rFonts w:asciiTheme="minorEastAsia" w:hAnsiTheme="minorEastAsia" w:eastAsiaTheme="minorEastAsia" w:cstheme="minorBidi"/>
-          <w:kern w:val="2"/>
-          <w:sz w:val="21"/>
-          <w:szCs w:val="21"/>
-          <w:lang w:val="en-US" w:eastAsia="zh-CN" w:bidi="ar-SA"/>
-        </w:rPr>
-        <w:footnoteRef/>
+          <w:rStyle w:val="FootnoteReference"/>
+        </w:rPr>
+        <w:t>[13]</w:t>
       </w:r>
       <w:r>
         <w:rPr>
@@ -1614,13 +1619,9 @@
       </w:pPr>
       <w:r>
         <w:rPr>
-          <w:rFonts w:asciiTheme="minorEastAsia" w:hAnsiTheme="minorEastAsia" w:eastAsiaTheme="minorEastAsia" w:cstheme="minorBidi"/>
-          <w:kern w:val="2"/>
-          <w:sz w:val="21"/>
-          <w:szCs w:val="21"/>
-          <w:lang w:val="en-US" w:eastAsia="zh-CN" w:bidi="ar-SA"/>
-        </w:rPr>
-        <w:footnoteRef/>
+          <w:rStyle w:val="FootnoteReference"/>
+        </w:rPr>
+        <w:t>[12]</w:t>
       </w:r>
       <w:r>
         <w:rPr>
